--- a/Notice_Pradeep_Shrivastava.docx
+++ b/Notice_Pradeep_Shrivastava.docx
@@ -4,13 +4,47 @@
   <w:body>
     <w:p>
       <w:pPr>
-        <w:pBdr>
-          <w:bottom w:val="single" w:color="E4231C" w:sz="24" w:space="1"/>
-        </w:pBdr>
-        <w:spacing w:after="300"/>
-      </w:pPr>
-      <w:r>
-        <w:t xml:space="preserve"/>
+        <w:spacing w:after="260"/>
+      </w:pPr>
+      <w:r>
+        <w:drawing>
+          <wp:inline distT="0" distB="0" distL="0" distR="0">
+            <wp:extent cx="5905500" cy="285750"/>
+            <wp:effectExtent t="0" r="0" b="0" l="0"/>
+            <wp:docPr id="1" name="" descr="" title=""/>
+            <wp:cNvGraphicFramePr>
+              <a:graphicFrameLocks xmlns:a="http://schemas.openxmlformats.org/drawingml/2006/main" noChangeAspect="1"/>
+            </wp:cNvGraphicFramePr>
+            <a:graphic xmlns:a="http://schemas.openxmlformats.org/drawingml/2006/main">
+              <a:graphicData uri="http://schemas.openxmlformats.org/drawingml/2006/picture">
+                <pic:pic xmlns:pic="http://schemas.openxmlformats.org/drawingml/2006/picture">
+                  <pic:nvPicPr>
+                    <pic:cNvPr id="0" name="" descr=""/>
+                    <pic:cNvPicPr>
+                      <a:picLocks noChangeAspect="1" noChangeArrowheads="1"/>
+                    </pic:cNvPicPr>
+                  </pic:nvPicPr>
+                  <pic:blipFill>
+                    <a:blip r:embed="rId9" cstate="none"/>
+                    <a:srcRect/>
+                    <a:stretch>
+                      <a:fillRect/>
+                    </a:stretch>
+                  </pic:blipFill>
+                  <pic:spPr bwMode="auto">
+                    <a:xfrm>
+                      <a:off x="0" y="0"/>
+                      <a:ext cx="5905500" cy="285750"/>
+                    </a:xfrm>
+                    <a:prstGeom prst="rect">
+                      <a:avLst/>
+                    </a:prstGeom>
+                  </pic:spPr>
+                </pic:pic>
+              </a:graphicData>
+            </a:graphic>
+          </wp:inline>
+        </w:drawing>
       </w:r>
     </w:p>
     <w:p>
@@ -36,7 +70,7 @@
           <w:sz w:val="22"/>
           <w:szCs w:val="22"/>
         </w:rPr>
-        <w:t xml:space="preserve">[●], 2026</w:t>
+        <w:t xml:space="preserve">23rd July, 2026</w:t>
       </w:r>
     </w:p>
     <w:p>
@@ -513,6 +547,22 @@
           <w:tcPr>
             <w:tcW w:type="dxa" w:w="4675"/>
           </w:tcPr>
+          <w:p>
+            <w:pPr>
+              <w:spacing w:after="60" w:line="300"/>
+              <w:jc w:val="left"/>
+            </w:pPr>
+            <w:r>
+              <w:rPr>
+                <w:rFonts w:ascii="Calibri" w:cs="Calibri" w:eastAsia="Calibri" w:hAnsi="Calibri"/>
+                <w:b w:val="false"/>
+                <w:bCs w:val="false"/>
+                <w:sz w:val="22"/>
+                <w:szCs w:val="22"/>
+              </w:rPr>
+              <w:t xml:space="preserve">_______________________</w:t>
+            </w:r>
+          </w:p>
           <w:p>
             <w:pPr>
               <w:spacing w:after="20" w:line="300"/>
@@ -550,6 +600,22 @@
           <w:tcPr>
             <w:tcW w:type="dxa" w:w="4675"/>
           </w:tcPr>
+          <w:p>
+            <w:pPr>
+              <w:spacing w:after="60" w:line="300"/>
+              <w:jc w:val="left"/>
+            </w:pPr>
+            <w:r>
+              <w:rPr>
+                <w:rFonts w:ascii="Calibri" w:cs="Calibri" w:eastAsia="Calibri" w:hAnsi="Calibri"/>
+                <w:b w:val="false"/>
+                <w:bCs w:val="false"/>
+                <w:sz w:val="22"/>
+                <w:szCs w:val="22"/>
+              </w:rPr>
+              <w:t xml:space="preserve">_______________________</w:t>
+            </w:r>
+          </w:p>
           <w:p>
             <w:pPr>
               <w:spacing w:after="20" w:line="300"/>
@@ -642,10 +708,53 @@
 <w:ftr xmlns:wpc="http://schemas.microsoft.com/office/word/2010/wordprocessingCanvas" xmlns:mc="http://schemas.openxmlformats.org/markup-compatibility/2006" xmlns:o="urn:schemas-microsoft-com:office:office" xmlns:r="http://schemas.openxmlformats.org/officeDocument/2006/relationships" xmlns:m="http://schemas.openxmlformats.org/officeDocument/2006/math" xmlns:v="urn:schemas-microsoft-com:vml" xmlns:wp14="http://schemas.microsoft.com/office/word/2010/wordprocessingDrawing" xmlns:wp="http://schemas.openxmlformats.org/drawingml/2006/wordprocessingDrawing" xmlns:w10="urn:schemas-microsoft-com:office:word" xmlns:w="http://schemas.openxmlformats.org/wordprocessingml/2006/main" xmlns:w14="http://schemas.microsoft.com/office/word/2010/wordml" xmlns:w15="http://schemas.microsoft.com/office/word/2012/wordml" xmlns:wpg="http://schemas.microsoft.com/office/word/2010/wordprocessingGroup" xmlns:wpi="http://schemas.microsoft.com/office/word/2010/wordprocessingInk" xmlns:wne="http://schemas.microsoft.com/office/word/2006/wordml" xmlns:wps="http://schemas.microsoft.com/office/word/2010/wordprocessingShape">
   <w:p>
     <w:pPr>
-      <w:pBdr>
-        <w:top w:val="single" w:color="E4231C" w:sz="18" w:space="4"/>
-      </w:pBdr>
-      <w:spacing w:after="40" w:before="100"/>
+      <w:spacing w:after="60" w:before="40"/>
+      <w:jc w:val="center"/>
+    </w:pPr>
+    <w:r>
+      <w:drawing>
+        <wp:inline distT="0" distB="0" distL="0" distR="0">
+          <wp:extent cx="5905500" cy="190500"/>
+          <wp:effectExtent t="0" r="0" b="0" l="0"/>
+          <wp:docPr id="1" name="" descr="" title=""/>
+          <wp:cNvGraphicFramePr>
+            <a:graphicFrameLocks xmlns:a="http://schemas.openxmlformats.org/drawingml/2006/main" noChangeAspect="1"/>
+          </wp:cNvGraphicFramePr>
+          <a:graphic xmlns:a="http://schemas.openxmlformats.org/drawingml/2006/main">
+            <a:graphicData uri="http://schemas.openxmlformats.org/drawingml/2006/picture">
+              <pic:pic xmlns:pic="http://schemas.openxmlformats.org/drawingml/2006/picture">
+                <pic:nvPicPr>
+                  <pic:cNvPr id="0" name="" descr=""/>
+                  <pic:cNvPicPr>
+                    <a:picLocks noChangeAspect="1" noChangeArrowheads="1"/>
+                  </pic:cNvPicPr>
+                </pic:nvPicPr>
+                <pic:blipFill>
+                  <a:blip r:embed="rId0" cstate="none"/>
+                  <a:srcRect/>
+                  <a:stretch>
+                    <a:fillRect/>
+                  </a:stretch>
+                </pic:blipFill>
+                <pic:spPr bwMode="auto">
+                  <a:xfrm>
+                    <a:off x="0" y="0"/>
+                    <a:ext cx="5905500" cy="190500"/>
+                  </a:xfrm>
+                  <a:prstGeom prst="rect">
+                    <a:avLst/>
+                  </a:prstGeom>
+                </pic:spPr>
+              </pic:pic>
+            </a:graphicData>
+          </a:graphic>
+        </wp:inline>
+      </w:drawing>
+    </w:r>
+  </w:p>
+  <w:p>
+    <w:pPr>
+      <w:spacing w:after="40"/>
       <w:jc w:val="center"/>
     </w:pPr>
     <w:r>
@@ -771,7 +880,7 @@
           <w:r>
             <w:drawing>
               <wp:inline distT="0" distB="0" distL="0" distR="0">
-                <wp:extent cx="1238250" cy="742950"/>
+                <wp:extent cx="1143000" cy="514350"/>
                 <wp:effectExtent t="0" r="0" b="0" l="0"/>
                 <wp:docPr id="1" name="" descr="" title=""/>
                 <wp:cNvGraphicFramePr>
@@ -796,7 +905,7 @@
                       <pic:spPr bwMode="auto">
                         <a:xfrm>
                           <a:off x="0" y="0"/>
-                          <a:ext cx="1238250" cy="742950"/>
+                          <a:ext cx="1143000" cy="514350"/>
                         </a:xfrm>
                         <a:prstGeom prst="rect">
                           <a:avLst/>
@@ -822,7 +931,7 @@
           <w:r>
             <w:drawing>
               <wp:inline distT="0" distB="0" distL="0" distR="0">
-                <wp:extent cx="1428750" cy="714375"/>
+                <wp:extent cx="1352550" cy="514350"/>
                 <wp:effectExtent t="0" r="0" b="0" l="0"/>
                 <wp:docPr id="1" name="" descr="" title=""/>
                 <wp:cNvGraphicFramePr>
@@ -847,7 +956,7 @@
                       <pic:spPr bwMode="auto">
                         <a:xfrm>
                           <a:off x="0" y="0"/>
-                          <a:ext cx="1428750" cy="714375"/>
+                          <a:ext cx="1352550" cy="514350"/>
                         </a:xfrm>
                         <a:prstGeom prst="rect">
                           <a:avLst/>
